--- a/Web-технологии/lab4/lab4.docx
+++ b/Web-технологии/lab4/lab4.docx
@@ -4,6 +4,7 @@
   <w:body>
     <w:p>
       <w:pPr>
+        <w:ind w:firstLine="708"/>
         <w:jc w:val="center"/>
         <w:rPr>
           <w:rFonts w:ascii="Times New Roman" w:hAnsi="Times New Roman" w:cs="Times New Roman"/>
@@ -1215,15 +1216,13 @@
           <w:rFonts w:ascii="Times New Roman" w:hAnsi="Times New Roman" w:cs="Times New Roman"/>
           <w:sz w:val="28"/>
           <w:szCs w:val="28"/>
-          <w:lang w:val="en-US"/>
-        </w:rPr>
-      </w:pPr>
-      <w:r>
-        <w:rPr>
-          <w:rFonts w:ascii="Times New Roman" w:hAnsi="Times New Roman" w:cs="Times New Roman"/>
-          <w:sz w:val="28"/>
-          <w:szCs w:val="28"/>
-          <w:lang w:val="en-US"/>
+        </w:rPr>
+      </w:pPr>
+      <w:r>
+        <w:rPr>
+          <w:rFonts w:ascii="Times New Roman" w:hAnsi="Times New Roman" w:cs="Times New Roman"/>
+          <w:sz w:val="28"/>
+          <w:szCs w:val="28"/>
         </w:rPr>
         <w:t>&lt;!</w:t>
       </w:r>
@@ -1241,7 +1240,6 @@
           <w:rFonts w:ascii="Times New Roman" w:hAnsi="Times New Roman" w:cs="Times New Roman"/>
           <w:sz w:val="28"/>
           <w:szCs w:val="28"/>
-          <w:lang w:val="en-US"/>
         </w:rPr>
         <w:t xml:space="preserve"> </w:t>
       </w:r>
@@ -1259,7 +1257,6 @@
           <w:rFonts w:ascii="Times New Roman" w:hAnsi="Times New Roman" w:cs="Times New Roman"/>
           <w:sz w:val="28"/>
           <w:szCs w:val="28"/>
-          <w:lang w:val="en-US"/>
         </w:rPr>
         <w:t>&gt;</w:t>
       </w:r>
@@ -1271,17 +1268,32 @@
           <w:rFonts w:ascii="Times New Roman" w:hAnsi="Times New Roman" w:cs="Times New Roman"/>
           <w:sz w:val="28"/>
           <w:szCs w:val="28"/>
-          <w:lang w:val="en-US"/>
-        </w:rPr>
-      </w:pPr>
-      <w:r>
-        <w:rPr>
-          <w:rFonts w:ascii="Times New Roman" w:hAnsi="Times New Roman" w:cs="Times New Roman"/>
-          <w:sz w:val="28"/>
-          <w:szCs w:val="28"/>
-          <w:lang w:val="en-US"/>
-        </w:rPr>
-        <w:t>&lt;html&gt;</w:t>
+        </w:rPr>
+      </w:pPr>
+      <w:r>
+        <w:rPr>
+          <w:rFonts w:ascii="Times New Roman" w:hAnsi="Times New Roman" w:cs="Times New Roman"/>
+          <w:sz w:val="28"/>
+          <w:szCs w:val="28"/>
+        </w:rPr>
+        <w:t>&lt;</w:t>
+      </w:r>
+      <w:r>
+        <w:rPr>
+          <w:rFonts w:ascii="Times New Roman" w:hAnsi="Times New Roman" w:cs="Times New Roman"/>
+          <w:sz w:val="28"/>
+          <w:szCs w:val="28"/>
+          <w:lang w:val="en-US"/>
+        </w:rPr>
+        <w:t>html</w:t>
+      </w:r>
+      <w:r>
+        <w:rPr>
+          <w:rFonts w:ascii="Times New Roman" w:hAnsi="Times New Roman" w:cs="Times New Roman"/>
+          <w:sz w:val="28"/>
+          <w:szCs w:val="28"/>
+        </w:rPr>
+        <w:t>&gt;</w:t>
       </w:r>
     </w:p>
     <w:p>
@@ -1331,60 +1343,78 @@
           <w:rFonts w:ascii="Times New Roman" w:hAnsi="Times New Roman" w:cs="Times New Roman"/>
           <w:sz w:val="28"/>
           <w:szCs w:val="28"/>
-        </w:rPr>
-      </w:pPr>
-      <w:r>
-        <w:rPr>
-          <w:rFonts w:ascii="Times New Roman" w:hAnsi="Times New Roman" w:cs="Times New Roman"/>
-          <w:sz w:val="28"/>
-          <w:szCs w:val="28"/>
-        </w:rPr>
-        <w:t>&lt;</w:t>
-      </w:r>
-      <w:proofErr w:type="spellStart"/>
-      <w:r>
-        <w:rPr>
-          <w:rFonts w:ascii="Times New Roman" w:hAnsi="Times New Roman" w:cs="Times New Roman"/>
-          <w:sz w:val="28"/>
-          <w:szCs w:val="28"/>
-        </w:rPr>
-        <w:t>title</w:t>
-      </w:r>
-      <w:proofErr w:type="spellEnd"/>
-      <w:r>
-        <w:rPr>
-          <w:rFonts w:ascii="Times New Roman" w:hAnsi="Times New Roman" w:cs="Times New Roman"/>
-          <w:sz w:val="28"/>
-          <w:szCs w:val="28"/>
-        </w:rPr>
-        <w:t>&gt;Мой первый сайт&lt;/</w:t>
-      </w:r>
-      <w:proofErr w:type="spellStart"/>
-      <w:r>
-        <w:rPr>
-          <w:rFonts w:ascii="Times New Roman" w:hAnsi="Times New Roman" w:cs="Times New Roman"/>
-          <w:sz w:val="28"/>
-          <w:szCs w:val="28"/>
-        </w:rPr>
-        <w:t>title</w:t>
-      </w:r>
-      <w:proofErr w:type="spellEnd"/>
-      <w:r>
-        <w:rPr>
-          <w:rFonts w:ascii="Times New Roman" w:hAnsi="Times New Roman" w:cs="Times New Roman"/>
-          <w:sz w:val="28"/>
-          <w:szCs w:val="28"/>
-        </w:rPr>
-        <w:t>&gt;</w:t>
-      </w:r>
-    </w:p>
-    <w:p>
-      <w:pPr>
-        <w:spacing w:after="0"/>
-        <w:rPr>
-          <w:rFonts w:ascii="Times New Roman" w:hAnsi="Times New Roman" w:cs="Times New Roman"/>
-          <w:sz w:val="28"/>
-          <w:szCs w:val="28"/>
+          <w:lang w:val="en-US"/>
+        </w:rPr>
+      </w:pPr>
+      <w:r>
+        <w:rPr>
+          <w:rFonts w:ascii="Times New Roman" w:hAnsi="Times New Roman" w:cs="Times New Roman"/>
+          <w:sz w:val="28"/>
+          <w:szCs w:val="28"/>
+          <w:lang w:val="en-US"/>
+        </w:rPr>
+        <w:t>&lt;title&gt;</w:t>
+      </w:r>
+      <w:r>
+        <w:rPr>
+          <w:rFonts w:ascii="Times New Roman" w:hAnsi="Times New Roman" w:cs="Times New Roman"/>
+          <w:sz w:val="28"/>
+          <w:szCs w:val="28"/>
+        </w:rPr>
+        <w:t>Мой</w:t>
+      </w:r>
+      <w:r>
+        <w:rPr>
+          <w:rFonts w:ascii="Times New Roman" w:hAnsi="Times New Roman" w:cs="Times New Roman"/>
+          <w:sz w:val="28"/>
+          <w:szCs w:val="28"/>
+          <w:lang w:val="en-US"/>
+        </w:rPr>
+        <w:t xml:space="preserve"> </w:t>
+      </w:r>
+      <w:r>
+        <w:rPr>
+          <w:rFonts w:ascii="Times New Roman" w:hAnsi="Times New Roman" w:cs="Times New Roman"/>
+          <w:sz w:val="28"/>
+          <w:szCs w:val="28"/>
+        </w:rPr>
+        <w:t>первый</w:t>
+      </w:r>
+      <w:r>
+        <w:rPr>
+          <w:rFonts w:ascii="Times New Roman" w:hAnsi="Times New Roman" w:cs="Times New Roman"/>
+          <w:sz w:val="28"/>
+          <w:szCs w:val="28"/>
+          <w:lang w:val="en-US"/>
+        </w:rPr>
+        <w:t xml:space="preserve"> </w:t>
+      </w:r>
+      <w:r>
+        <w:rPr>
+          <w:rFonts w:ascii="Times New Roman" w:hAnsi="Times New Roman" w:cs="Times New Roman"/>
+          <w:sz w:val="28"/>
+          <w:szCs w:val="28"/>
+        </w:rPr>
+        <w:t>сайт</w:t>
+      </w:r>
+      <w:r>
+        <w:rPr>
+          <w:rFonts w:ascii="Times New Roman" w:hAnsi="Times New Roman" w:cs="Times New Roman"/>
+          <w:sz w:val="28"/>
+          <w:szCs w:val="28"/>
+          <w:lang w:val="en-US"/>
+        </w:rPr>
+        <w:t>&lt;/title&gt;</w:t>
+      </w:r>
+    </w:p>
+    <w:p>
+      <w:pPr>
+        <w:spacing w:after="0"/>
+        <w:rPr>
+          <w:rFonts w:ascii="Times New Roman" w:hAnsi="Times New Roman" w:cs="Times New Roman"/>
+          <w:sz w:val="28"/>
+          <w:szCs w:val="28"/>
+          <w:lang w:val="en-US"/>
         </w:rPr>
       </w:pPr>
       <w:r>
@@ -1711,6 +1741,9 @@
         <w:jc w:val="center"/>
       </w:pPr>
       <w:r>
+        <w:rPr>
+          <w:noProof/>
+        </w:rPr>
         <w:drawing>
           <wp:inline distT="0" distB="0" distL="0" distR="0" wp14:anchorId="3295FD08" wp14:editId="50BE342F">
             <wp:extent cx="5940425" cy="1993900"/>
@@ -1821,6 +1854,7 @@
       <w:r>
         <w:rPr>
           <w:rFonts w:ascii="Times New Roman" w:hAnsi="Times New Roman" w:cs="Times New Roman"/>
+          <w:noProof/>
           <w:color w:val="000000" w:themeColor="text1"/>
           <w:sz w:val="24"/>
           <w:szCs w:val="24"/>
@@ -2462,6 +2496,7 @@
           <w:color w:val="000000"/>
           <w:sz w:val="28"/>
           <w:szCs w:val="28"/>
+          <w:lang w:val="en-US"/>
         </w:rPr>
         <w:t xml:space="preserve">{ </w:t>
       </w:r>
@@ -2482,6 +2517,7 @@
           <w:color w:val="000000"/>
           <w:sz w:val="28"/>
           <w:szCs w:val="28"/>
+          <w:lang w:val="en-US"/>
         </w:rPr>
         <w:t>("</w:t>
       </w:r>
@@ -2492,14 +2528,15 @@
           <w:sz w:val="28"/>
           <w:szCs w:val="28"/>
         </w:rPr>
-        <w:t>Филимонов Д.Е.</w:t>
-      </w:r>
-      <w:r>
-        <w:rPr>
-          <w:rFonts w:ascii="Times New Roman" w:hAnsi="Times New Roman" w:cs="Times New Roman"/>
-          <w:color w:val="000000"/>
-          <w:sz w:val="28"/>
-          <w:szCs w:val="28"/>
+        <w:t>Филимонов</w:t>
+      </w:r>
+      <w:r>
+        <w:rPr>
+          <w:rFonts w:ascii="Times New Roman" w:hAnsi="Times New Roman" w:cs="Times New Roman"/>
+          <w:color w:val="000000"/>
+          <w:sz w:val="28"/>
+          <w:szCs w:val="28"/>
+          <w:lang w:val="en-US"/>
         </w:rPr>
         <w:t xml:space="preserve"> </w:t>
       </w:r>
@@ -2510,6 +2547,54 @@
           <w:sz w:val="28"/>
           <w:szCs w:val="28"/>
         </w:rPr>
+        <w:t>Д</w:t>
+      </w:r>
+      <w:r>
+        <w:rPr>
+          <w:rFonts w:ascii="Times New Roman" w:hAnsi="Times New Roman" w:cs="Times New Roman"/>
+          <w:color w:val="000000"/>
+          <w:sz w:val="28"/>
+          <w:szCs w:val="28"/>
+          <w:lang w:val="en-US"/>
+        </w:rPr>
+        <w:t>.</w:t>
+      </w:r>
+      <w:r>
+        <w:rPr>
+          <w:rFonts w:ascii="Times New Roman" w:hAnsi="Times New Roman" w:cs="Times New Roman"/>
+          <w:color w:val="000000"/>
+          <w:sz w:val="28"/>
+          <w:szCs w:val="28"/>
+        </w:rPr>
+        <w:t>Е</w:t>
+      </w:r>
+      <w:r>
+        <w:rPr>
+          <w:rFonts w:ascii="Times New Roman" w:hAnsi="Times New Roman" w:cs="Times New Roman"/>
+          <w:color w:val="000000"/>
+          <w:sz w:val="28"/>
+          <w:szCs w:val="28"/>
+          <w:lang w:val="en-US"/>
+        </w:rPr>
+        <w:t>.</w:t>
+      </w:r>
+      <w:r>
+        <w:rPr>
+          <w:rFonts w:ascii="Times New Roman" w:hAnsi="Times New Roman" w:cs="Times New Roman"/>
+          <w:color w:val="000000"/>
+          <w:sz w:val="28"/>
+          <w:szCs w:val="28"/>
+          <w:lang w:val="en-US"/>
+        </w:rPr>
+        <w:t xml:space="preserve"> </w:t>
+      </w:r>
+      <w:r>
+        <w:rPr>
+          <w:rFonts w:ascii="Times New Roman" w:hAnsi="Times New Roman" w:cs="Times New Roman"/>
+          <w:color w:val="000000"/>
+          <w:sz w:val="28"/>
+          <w:szCs w:val="28"/>
+        </w:rPr>
         <w:t>Группа</w:t>
       </w:r>
       <w:r>
@@ -2518,6 +2603,7 @@
           <w:color w:val="000000"/>
           <w:sz w:val="28"/>
           <w:szCs w:val="28"/>
+          <w:lang w:val="en-US"/>
         </w:rPr>
         <w:t xml:space="preserve"> </w:t>
       </w:r>
@@ -2536,6 +2622,7 @@
           <w:color w:val="000000"/>
           <w:sz w:val="28"/>
           <w:szCs w:val="28"/>
+          <w:lang w:val="en-US"/>
         </w:rPr>
         <w:t xml:space="preserve">-32 </w:t>
       </w:r>
@@ -2554,6 +2641,7 @@
           <w:color w:val="000000"/>
           <w:sz w:val="28"/>
           <w:szCs w:val="28"/>
+          <w:lang w:val="en-US"/>
         </w:rPr>
         <w:t xml:space="preserve"> №4 "); }</w:t>
       </w:r>
@@ -2568,6 +2656,7 @@
           <w:color w:val="000000"/>
           <w:sz w:val="28"/>
           <w:szCs w:val="28"/>
+          <w:lang w:val="en-US"/>
         </w:rPr>
       </w:pPr>
     </w:p>
@@ -3303,6 +3392,9 @@
         <w:jc w:val="center"/>
       </w:pPr>
       <w:r>
+        <w:rPr>
+          <w:noProof/>
+        </w:rPr>
         <w:drawing>
           <wp:inline distT="0" distB="0" distL="0" distR="0" wp14:anchorId="35F9147D" wp14:editId="1D792668">
             <wp:extent cx="5940425" cy="2008505"/>
@@ -3372,7 +3464,6 @@
           <w:color w:val="000000" w:themeColor="text1"/>
           <w:sz w:val="24"/>
           <w:szCs w:val="24"/>
-          <w:lang w:val="en-US"/>
         </w:rPr>
         <w:t>3</w:t>
       </w:r>
@@ -3638,6 +3729,9 @@
         <w:jc w:val="center"/>
       </w:pPr>
       <w:r>
+        <w:rPr>
+          <w:noProof/>
+        </w:rPr>
         <w:drawing>
           <wp:inline distT="0" distB="0" distL="0" distR="0" wp14:anchorId="674249BD" wp14:editId="76243CDE">
             <wp:extent cx="5940425" cy="2593340"/>
@@ -3741,6 +3835,9 @@
         <w:jc w:val="center"/>
       </w:pPr>
       <w:r>
+        <w:rPr>
+          <w:noProof/>
+        </w:rPr>
         <w:drawing>
           <wp:inline distT="0" distB="0" distL="0" distR="0" wp14:anchorId="112041DF" wp14:editId="3E7691DF">
             <wp:extent cx="5940425" cy="2572385"/>
@@ -5289,6 +5386,9 @@
         <w:jc w:val="center"/>
       </w:pPr>
       <w:r>
+        <w:rPr>
+          <w:noProof/>
+        </w:rPr>
         <w:lastRenderedPageBreak/>
         <w:drawing>
           <wp:inline distT="0" distB="0" distL="0" distR="0" wp14:anchorId="2D6F78EA" wp14:editId="4087E6DA">
@@ -5421,6 +5521,7 @@
       <w:r>
         <w:rPr>
           <w:rFonts w:ascii="Times New Roman" w:hAnsi="Times New Roman" w:cs="Times New Roman"/>
+          <w:noProof/>
           <w:color w:val="000000" w:themeColor="text1"/>
           <w:sz w:val="24"/>
           <w:szCs w:val="24"/>
@@ -5541,15 +5642,13 @@
           <w:rFonts w:ascii="Times New Roman" w:hAnsi="Times New Roman" w:cs="Times New Roman"/>
           <w:sz w:val="28"/>
           <w:szCs w:val="28"/>
-          <w:lang w:val="en-US"/>
-        </w:rPr>
-      </w:pPr>
-      <w:r>
-        <w:rPr>
-          <w:rFonts w:ascii="Times New Roman" w:hAnsi="Times New Roman" w:cs="Times New Roman"/>
-          <w:sz w:val="28"/>
-          <w:szCs w:val="28"/>
-          <w:lang w:val="en-US"/>
+        </w:rPr>
+      </w:pPr>
+      <w:r>
+        <w:rPr>
+          <w:rFonts w:ascii="Times New Roman" w:hAnsi="Times New Roman" w:cs="Times New Roman"/>
+          <w:sz w:val="28"/>
+          <w:szCs w:val="28"/>
         </w:rPr>
         <w:t>&lt;</w:t>
       </w:r>
@@ -5567,7 +5666,6 @@
           <w:rFonts w:ascii="Times New Roman" w:hAnsi="Times New Roman" w:cs="Times New Roman"/>
           <w:sz w:val="28"/>
           <w:szCs w:val="28"/>
-          <w:lang w:val="en-US"/>
         </w:rPr>
         <w:t xml:space="preserve">1 </w:t>
       </w:r>
@@ -5585,7 +5683,6 @@
           <w:rFonts w:ascii="Times New Roman" w:hAnsi="Times New Roman" w:cs="Times New Roman"/>
           <w:sz w:val="28"/>
           <w:szCs w:val="28"/>
-          <w:lang w:val="en-US"/>
         </w:rPr>
         <w:t>="</w:t>
       </w:r>
@@ -5600,12 +5697,12 @@
         <w:t>opros</w:t>
       </w:r>
       <w:proofErr w:type="spellEnd"/>
-      <w:r>
-        <w:rPr>
-          <w:rFonts w:ascii="Times New Roman" w:hAnsi="Times New Roman" w:cs="Times New Roman"/>
-          <w:sz w:val="28"/>
-          <w:szCs w:val="28"/>
-          <w:lang w:val="en-US"/>
+      <w:proofErr w:type="gramStart"/>
+      <w:r>
+        <w:rPr>
+          <w:rFonts w:ascii="Times New Roman" w:hAnsi="Times New Roman" w:cs="Times New Roman"/>
+          <w:sz w:val="28"/>
+          <w:szCs w:val="28"/>
         </w:rPr>
         <w:t>"&gt;</w:t>
       </w:r>
@@ -5617,12 +5714,12 @@
         </w:rPr>
         <w:t>Опрос</w:t>
       </w:r>
-      <w:r>
-        <w:rPr>
-          <w:rFonts w:ascii="Times New Roman" w:hAnsi="Times New Roman" w:cs="Times New Roman"/>
-          <w:sz w:val="28"/>
-          <w:szCs w:val="28"/>
-          <w:lang w:val="en-US"/>
+      <w:proofErr w:type="gramEnd"/>
+      <w:r>
+        <w:rPr>
+          <w:rFonts w:ascii="Times New Roman" w:hAnsi="Times New Roman" w:cs="Times New Roman"/>
+          <w:sz w:val="28"/>
+          <w:szCs w:val="28"/>
         </w:rPr>
         <w:t>&lt;/</w:t>
       </w:r>
@@ -5640,7 +5737,6 @@
           <w:rFonts w:ascii="Times New Roman" w:hAnsi="Times New Roman" w:cs="Times New Roman"/>
           <w:sz w:val="28"/>
           <w:szCs w:val="28"/>
-          <w:lang w:val="en-US"/>
         </w:rPr>
         <w:t>1&gt;</w:t>
       </w:r>
@@ -5669,7 +5765,6 @@
           <w:rFonts w:ascii="Times New Roman" w:hAnsi="Times New Roman" w:cs="Times New Roman"/>
           <w:sz w:val="28"/>
           <w:szCs w:val="28"/>
-          <w:lang w:val="en-US"/>
         </w:rPr>
         <w:t xml:space="preserve"> </w:t>
       </w:r>
@@ -5687,7 +5782,6 @@
           <w:rFonts w:ascii="Times New Roman" w:hAnsi="Times New Roman" w:cs="Times New Roman"/>
           <w:sz w:val="28"/>
           <w:szCs w:val="28"/>
-          <w:lang w:val="en-US"/>
         </w:rPr>
         <w:t xml:space="preserve"> </w:t>
       </w:r>
@@ -8431,10 +8525,10 @@
       </w:pPr>
       <w:r>
         <w:drawing>
-          <wp:inline distT="0" distB="0" distL="0" distR="0" wp14:anchorId="3D600DBA" wp14:editId="28FB74F5">
-            <wp:extent cx="3858163" cy="2391109"/>
-            <wp:effectExtent l="0" t="0" r="0" b="9525"/>
-            <wp:docPr id="10" name="Рисунок 10"/>
+          <wp:inline distT="0" distB="0" distL="0" distR="0" wp14:anchorId="400CAA02" wp14:editId="751827B6">
+            <wp:extent cx="4105274" cy="2508278"/>
+            <wp:effectExtent l="0" t="0" r="0" b="6350"/>
+            <wp:docPr id="5" name="Рисунок 5"/>
             <wp:cNvGraphicFramePr>
               <a:graphicFrameLocks xmlns:a="http://schemas.openxmlformats.org/drawingml/2006/main" noChangeAspect="1"/>
             </wp:cNvGraphicFramePr>
@@ -8454,7 +8548,7 @@
                   <pic:spPr>
                     <a:xfrm>
                       <a:off x="0" y="0"/>
-                      <a:ext cx="3858163" cy="2391109"/>
+                      <a:ext cx="4111372" cy="2512004"/>
                     </a:xfrm>
                     <a:prstGeom prst="rect">
                       <a:avLst/>
@@ -8559,10 +8653,10 @@
           <w:szCs w:val="24"/>
         </w:rPr>
         <w:drawing>
-          <wp:inline distT="0" distB="0" distL="0" distR="0" wp14:anchorId="5C6F9947" wp14:editId="4058201F">
-            <wp:extent cx="3543795" cy="2181529"/>
+          <wp:inline distT="0" distB="0" distL="0" distR="0" wp14:anchorId="0822471B" wp14:editId="260E7A7A">
+            <wp:extent cx="4324954" cy="2581635"/>
             <wp:effectExtent l="0" t="0" r="0" b="0"/>
-            <wp:docPr id="11" name="Рисунок 11"/>
+            <wp:docPr id="4" name="Рисунок 4"/>
             <wp:cNvGraphicFramePr>
               <a:graphicFrameLocks xmlns:a="http://schemas.openxmlformats.org/drawingml/2006/main" noChangeAspect="1"/>
             </wp:cNvGraphicFramePr>
@@ -8582,7 +8676,7 @@
                   <pic:spPr>
                     <a:xfrm>
                       <a:off x="0" y="0"/>
-                      <a:ext cx="3543795" cy="2181529"/>
+                      <a:ext cx="4324954" cy="2581635"/>
                     </a:xfrm>
                     <a:prstGeom prst="rect">
                       <a:avLst/>
@@ -8643,6 +8737,7 @@
           <w:color w:val="000000" w:themeColor="text1"/>
           <w:sz w:val="24"/>
           <w:szCs w:val="24"/>
+          <w:lang w:val="en-US"/>
         </w:rPr>
         <w:t>9</w:t>
       </w:r>
@@ -9413,6 +9508,7 @@
           <w:szCs w:val="28"/>
           <w:lang w:val="en-US"/>
         </w:rPr>
+        <w:lastRenderedPageBreak/>
         <w:t>}</w:t>
       </w:r>
     </w:p>
@@ -9446,7 +9542,6 @@
           <w:szCs w:val="28"/>
           <w:lang w:val="en-US"/>
         </w:rPr>
-        <w:lastRenderedPageBreak/>
         <w:t>input[type="submit"] {</w:t>
       </w:r>
     </w:p>
@@ -10645,6 +10740,7 @@
           <w:szCs w:val="28"/>
           <w:lang w:val="en-US"/>
         </w:rPr>
+        <w:lastRenderedPageBreak/>
         <w:t xml:space="preserve">        </w:t>
       </w:r>
       <w:proofErr w:type="spellStart"/>
@@ -10724,7 +10820,6 @@
           <w:szCs w:val="28"/>
           <w:lang w:val="en-US"/>
         </w:rPr>
-        <w:lastRenderedPageBreak/>
         <w:t>    } else {</w:t>
       </w:r>
     </w:p>
@@ -10950,6 +11045,17 @@
           <w:szCs w:val="28"/>
         </w:rPr>
       </w:pPr>
+      <w:r>
+        <w:rPr>
+          <w:rFonts w:ascii="Times New Roman" w:hAnsi="Times New Roman" w:cs="Times New Roman"/>
+          <w:b/>
+          <w:bCs/>
+          <w:sz w:val="28"/>
+          <w:szCs w:val="28"/>
+          <w:lang w:val="en-US"/>
+        </w:rPr>
+        <w:t xml:space="preserve"> </w:t>
+      </w:r>
       <w:r>
         <w:rPr>
           <w:rFonts w:ascii="Times New Roman" w:hAnsi="Times New Roman" w:cs="Times New Roman"/>
